--- a/public/template/3. QD Phê duyệt KHLCNT.docx
+++ b/public/template/3. QD Phê duyệt KHLCNT.docx
@@ -273,13 +273,8 @@
               </w:rPr>
               <w:t>}</w:t>
             </w:r>
-            <w:r>
-              <w:rPr>
-                <w:sz w:val="26"/>
-                <w:szCs w:val="26"/>
-              </w:rPr>
-              <w:t>/QĐ-TTMN</w:t>
-            </w:r>
+            <w:bookmarkStart w:id="4" w:name="_GoBack"/>
+            <w:bookmarkEnd w:id="4"/>
           </w:p>
         </w:tc>
         <w:tc>
@@ -2706,7 +2701,6 @@
                 <w:lang w:val="en-US"/>
               </w:rPr>
             </w:pPr>
-            <w:bookmarkStart w:id="4" w:name="_GoBack"/>
             <w:r>
               <w:rPr>
                 <w:rFonts w:hint="default"/>
@@ -2719,7 +2713,6 @@
               </w:rPr>
               <w:t>{</w:t>
             </w:r>
-            <w:bookmarkEnd w:id="4"/>
             <w:r>
               <w:rPr>
                 <w:rFonts w:hint="default" w:eastAsia="Times New Roman" w:cs="Times New Roman"/>

--- a/public/template/3. QD Phê duyệt KHLCNT.docx
+++ b/public/template/3. QD Phê duyệt KHLCNT.docx
@@ -273,8 +273,6 @@
               </w:rPr>
               <w:t>}</w:t>
             </w:r>
-            <w:bookmarkStart w:id="4" w:name="_GoBack"/>
-            <w:bookmarkEnd w:id="4"/>
           </w:p>
         </w:tc>
         <w:tc>
@@ -1229,7 +1227,32 @@
           <w:kern w:val="16"/>
           <w:lang w:val="en-US"/>
         </w:rPr>
-        <w:t>{submission.no}</w:t>
+        <w:t>{</w:t>
+      </w:r>
+      <w:r>
+        <w:rPr>
+          <w:rFonts w:hint="default"/>
+          <w:b w:val="0"/>
+          <w:bCs/>
+          <w:i/>
+          <w:color w:val="auto"/>
+          <w:kern w:val="16"/>
+          <w:highlight w:val="yellow"/>
+          <w:lang w:val="en-US"/>
+        </w:rPr>
+        <w:t>submission</w:t>
+      </w:r>
+      <w:r>
+        <w:rPr>
+          <w:rFonts w:hint="default"/>
+          <w:b w:val="0"/>
+          <w:bCs/>
+          <w:i/>
+          <w:color w:val="auto"/>
+          <w:kern w:val="16"/>
+          <w:lang w:val="en-US"/>
+        </w:rPr>
+        <w:t>.no}</w:t>
       </w:r>
       <w:r>
         <w:rPr>
@@ -1253,7 +1276,35 @@
           <w:highlight w:val="none"/>
           <w:lang w:val="en-US"/>
         </w:rPr>
-        <w:t xml:space="preserve">{submission.date} </w:t>
+        <w:t>{</w:t>
+      </w:r>
+      <w:bookmarkStart w:id="4" w:name="_GoBack"/>
+      <w:r>
+        <w:rPr>
+          <w:rFonts w:hint="default"/>
+          <w:b w:val="0"/>
+          <w:bCs/>
+          <w:i/>
+          <w:color w:val="auto"/>
+          <w:kern w:val="16"/>
+          <w:highlight w:val="yellow"/>
+          <w:lang w:val="en-US"/>
+        </w:rPr>
+        <w:t>submission</w:t>
+      </w:r>
+      <w:bookmarkEnd w:id="4"/>
+      <w:r>
+        <w:rPr>
+          <w:rFonts w:hint="default"/>
+          <w:b w:val="0"/>
+          <w:bCs/>
+          <w:i/>
+          <w:color w:val="auto"/>
+          <w:kern w:val="16"/>
+          <w:highlight w:val="none"/>
+          <w:lang w:val="en-US"/>
+        </w:rPr>
+        <w:t xml:space="preserve">.date} </w:t>
       </w:r>
       <w:r>
         <w:rPr>
